--- a/01 - Architectural Vision/01 - Architectural Vision.docx
+++ b/01 - Architectural Vision/01 - Architectural Vision.docx
@@ -13,6 +13,84 @@
         </w:rPr>
         <w:t>Architectural Vision</w:t>
       </w:r>
+    </w:p>
+    <w:p>
+      <w:pPr>
+        <w:pStyle w:val="Normal"/>
+        <w:rPr>
+          <w:noProof w:val="0"/>
+          <w:lang w:val="en-GB"/>
+        </w:rPr>
+      </w:pPr>
+    </w:p>
+    <w:p>
+      <w:pPr>
+        <w:pStyle w:val="Normal"/>
+        <w:ind w:left="0"/>
+      </w:pPr>
+      <w:r>
+        <w:rPr>
+          <w:rFonts w:ascii="Aptos" w:hAnsi="Aptos" w:eastAsia="Aptos" w:cs="Aptos"/>
+          <w:b w:val="1"/>
+          <w:bCs w:val="1"/>
+          <w:noProof w:val="0"/>
+          <w:sz w:val="24"/>
+          <w:szCs w:val="24"/>
+          <w:lang w:val="en-GB"/>
+        </w:rPr>
+        <w:t xml:space="preserve">AI Disclosure: </w:t>
+      </w:r>
+      <w:r>
+        <w:rPr>
+          <w:rFonts w:ascii="Aptos" w:hAnsi="Aptos" w:eastAsia="Aptos" w:cs="Aptos"/>
+          <w:b w:val="0"/>
+          <w:bCs w:val="0"/>
+          <w:noProof w:val="0"/>
+          <w:sz w:val="24"/>
+          <w:szCs w:val="24"/>
+          <w:lang w:val="en-GB"/>
+        </w:rPr>
+        <w:t>Generative AI was used when writing this document.</w:t>
+      </w:r>
+    </w:p>
+    <w:p>
+      <w:pPr>
+        <w:pStyle w:val="Normal"/>
+        <w:ind w:left="0"/>
+        <w:rPr>
+          <w:rFonts w:ascii="Aptos" w:hAnsi="Aptos" w:eastAsia="Aptos" w:cs="Aptos"/>
+          <w:b w:val="0"/>
+          <w:bCs w:val="0"/>
+          <w:noProof w:val="0"/>
+          <w:sz w:val="24"/>
+          <w:szCs w:val="24"/>
+          <w:lang w:val="en-GB"/>
+        </w:rPr>
+      </w:pPr>
+      <w:r>
+        <w:rPr>
+          <w:rFonts w:ascii="Aptos" w:hAnsi="Aptos" w:eastAsia="Aptos" w:cs="Aptos"/>
+          <w:b w:val="0"/>
+          <w:bCs w:val="0"/>
+          <w:noProof w:val="0"/>
+          <w:sz w:val="24"/>
+          <w:szCs w:val="24"/>
+          <w:lang w:val="en-GB"/>
+        </w:rPr>
+        <w:t xml:space="preserve">The chat logs can be viewed here: </w:t>
+      </w:r>
+      <w:hyperlink r:id="R0503f1bc5613417c">
+        <w:r>
+          <w:rPr>
+            <w:rStyle w:val="Hyperlink"/>
+            <w:b w:val="0"/>
+            <w:bCs w:val="0"/>
+            <w:noProof w:val="0"/>
+            <w:lang w:val="en-GB"/>
+          </w:rPr>
+          <w:t>https://share.gemini.google/xuJEuZ0Lf81t</w:t>
+        </w:r>
+      </w:hyperlink>
     </w:p>
     <w:p>
       <w:pPr>
@@ -6364,15 +6442,6 @@
       <w:pPr>
         <w:pStyle w:val="Normal"/>
         <w:ind w:left="0"/>
-        <w:rPr>
-          <w:rFonts w:ascii="Aptos" w:hAnsi="Aptos" w:eastAsia="Aptos" w:cs="Aptos"/>
-          <w:b w:val="0"/>
-          <w:bCs w:val="0"/>
-          <w:noProof w:val="0"/>
-          <w:sz w:val="24"/>
-          <w:szCs w:val="24"/>
-          <w:lang w:val="en-GB"/>
-        </w:rPr>
       </w:pPr>
       <w:r>
         <w:rPr>
@@ -7398,6 +7467,17 @@
       <w:outlineLvl w:val="1"/>
     </w:pPr>
   </w:style>
+  <w:style w:type="character" w:styleId="Hyperlink">
+    <w:uiPriority w:val="99"/>
+    <w:name w:val="Hyperlink"/>
+    <w:basedOn w:val="DefaultParagraphFont"/>
+    <w:unhideWhenUsed/>
+    <w:rsid w:val="4DEE1D36"/>
+    <w:rPr>
+      <w:color w:val="467886"/>
+      <w:u w:val="single"/>
+    </w:rPr>
+  </w:style>
 </w:styles>
 </file>
 

--- a/01 - Architectural Vision/01 - Architectural Vision.docx
+++ b/01 - Architectural Vision/01 - Architectural Vision.docx
@@ -79,7 +79,7 @@
         </w:rPr>
         <w:t xml:space="preserve">The chat logs can be viewed here: </w:t>
       </w:r>
-      <w:hyperlink r:id="R0503f1bc5613417c">
+      <w:hyperlink r:id="R2cb89861be194625">
         <w:r>
           <w:rPr>
             <w:rStyle w:val="Hyperlink"/>
@@ -96,7 +96,12 @@
       <w:pPr>
         <w:pStyle w:val="Normal"/>
         <w:rPr>
-          <w:noProof w:val="0"/>
+          <w:rFonts w:ascii="Aptos" w:hAnsi="Aptos" w:eastAsia="Aptos" w:cs="Aptos"/>
+          <w:b w:val="1"/>
+          <w:bCs w:val="1"/>
+          <w:noProof w:val="0"/>
+          <w:sz w:val="24"/>
+          <w:szCs w:val="24"/>
           <w:lang w:val="en-GB"/>
         </w:rPr>
       </w:pPr>
@@ -127,7 +132,7 @@
         <w:t>Business Context</w:t>
       </w:r>
     </w:p>
-    <w:p xmlns:wp14="http://schemas.microsoft.com/office/word/2010/wordml" wp14:paraId="113B0BAF" wp14:textId="195A7577">
+    <w:p xmlns:wp14="http://schemas.microsoft.com/office/word/2010/wordml" wp14:paraId="113B0BAF" wp14:textId="520607BB">
       <w:pPr>
         <w:pStyle w:val="Normal"/>
         <w:rPr>
@@ -550,7 +555,7 @@
           <w:szCs w:val="24"/>
           <w:lang w:val="en-GB"/>
         </w:rPr>
-        <w:t xml:space="preserve">ystems (BESS) units </w:t>
+        <w:t xml:space="preserve">ystems (BESS) </w:t>
       </w:r>
       <w:r>
         <w:rPr>
@@ -682,7 +687,57 @@
           <w:szCs w:val="24"/>
           <w:lang w:val="en-GB"/>
         </w:rPr>
-        <w:t xml:space="preserve"> Supervisory Control and Data Acquisition (SCADA) systems, on-site telemetry sensors, actuators, and high-speed Wide Area Networks (WAN). </w:t>
+        <w:t xml:space="preserve"> Supervisory Control and Data Acquisition (SCADA) systems, </w:t>
+      </w:r>
+      <w:r>
+        <w:rPr>
+          <w:rFonts w:ascii="Aptos" w:hAnsi="Aptos" w:eastAsia="Aptos" w:cs="Aptos"/>
+          <w:noProof w:val="0"/>
+          <w:sz w:val="24"/>
+          <w:szCs w:val="24"/>
+          <w:lang w:val="en-GB"/>
+        </w:rPr>
+        <w:t xml:space="preserve">and </w:t>
+      </w:r>
+      <w:r>
+        <w:rPr>
+          <w:rFonts w:ascii="Aptos" w:hAnsi="Aptos" w:eastAsia="Aptos" w:cs="Aptos"/>
+          <w:noProof w:val="0"/>
+          <w:sz w:val="24"/>
+          <w:szCs w:val="24"/>
+          <w:lang w:val="en-GB"/>
+        </w:rPr>
+        <w:t xml:space="preserve">on-site telemetry </w:t>
+      </w:r>
+      <w:r>
+        <w:rPr>
+          <w:rFonts w:ascii="Aptos" w:hAnsi="Aptos" w:eastAsia="Aptos" w:cs="Aptos"/>
+          <w:noProof w:val="0"/>
+          <w:sz w:val="24"/>
+          <w:szCs w:val="24"/>
+          <w:lang w:val="en-GB"/>
+        </w:rPr>
+        <w:t>sensors</w:t>
+      </w:r>
+      <w:r>
+        <w:rPr>
+          <w:rFonts w:ascii="Aptos" w:hAnsi="Aptos" w:eastAsia="Aptos" w:cs="Aptos"/>
+          <w:noProof w:val="0"/>
+          <w:sz w:val="24"/>
+          <w:szCs w:val="24"/>
+          <w:lang w:val="en-GB"/>
+        </w:rPr>
+        <w:t xml:space="preserve"> and </w:t>
+      </w:r>
+      <w:r>
+        <w:rPr>
+          <w:rFonts w:ascii="Aptos" w:hAnsi="Aptos" w:eastAsia="Aptos" w:cs="Aptos"/>
+          <w:noProof w:val="0"/>
+          <w:sz w:val="24"/>
+          <w:szCs w:val="24"/>
+          <w:lang w:val="en-GB"/>
+        </w:rPr>
+        <w:t xml:space="preserve">actuators. </w:t>
       </w:r>
       <w:r>
         <w:rPr>
@@ -775,7 +830,7 @@
         <w:t xml:space="preserve"> sites.</w:t>
       </w:r>
     </w:p>
-    <w:p xmlns:wp14="http://schemas.microsoft.com/office/word/2010/wordml" wp14:paraId="5FCFD2F3" wp14:textId="6D63D342">
+    <w:p xmlns:wp14="http://schemas.microsoft.com/office/word/2010/wordml" wp14:paraId="5FCFD2F3" wp14:textId="57B049A2">
       <w:pPr>
         <w:pStyle w:val="Normal"/>
         <w:suppressLineNumbers w:val="0"/>
@@ -1029,17 +1084,37 @@
           <w:szCs w:val="24"/>
           <w:lang w:val="en-GB"/>
         </w:rPr>
-        <w:t xml:space="preserve"> </w:t>
-      </w:r>
-      <w:r>
-        <w:rPr>
-          <w:rFonts w:ascii="Aptos" w:hAnsi="Aptos" w:eastAsia="Aptos" w:cs="Aptos"/>
-          <w:noProof w:val="0"/>
-          <w:sz w:val="24"/>
-          <w:szCs w:val="24"/>
-          <w:lang w:val="en-GB"/>
-        </w:rPr>
-        <w:t xml:space="preserve">and analysing </w:t>
+        <w:t xml:space="preserve">, </w:t>
+      </w:r>
+      <w:r>
+        <w:rPr>
+          <w:rFonts w:ascii="Aptos" w:hAnsi="Aptos" w:eastAsia="Aptos" w:cs="Aptos"/>
+          <w:noProof w:val="0"/>
+          <w:sz w:val="24"/>
+          <w:szCs w:val="24"/>
+          <w:lang w:val="en-GB"/>
+        </w:rPr>
+        <w:t>storing,</w:t>
+      </w:r>
+      <w:r>
+        <w:rPr>
+          <w:rFonts w:ascii="Aptos" w:hAnsi="Aptos" w:eastAsia="Aptos" w:cs="Aptos"/>
+          <w:noProof w:val="0"/>
+          <w:sz w:val="24"/>
+          <w:szCs w:val="24"/>
+          <w:lang w:val="en-GB"/>
+        </w:rPr>
+        <w:t xml:space="preserve"> and </w:t>
+      </w:r>
+      <w:r>
+        <w:rPr>
+          <w:rFonts w:ascii="Aptos" w:hAnsi="Aptos" w:eastAsia="Aptos" w:cs="Aptos"/>
+          <w:noProof w:val="0"/>
+          <w:sz w:val="24"/>
+          <w:szCs w:val="24"/>
+          <w:lang w:val="en-GB"/>
+        </w:rPr>
+        <w:t xml:space="preserve">analysing </w:t>
       </w:r>
       <w:r>
         <w:rPr>
@@ -1190,6 +1265,13 @@
       <w:pPr>
         <w:pStyle w:val="Normal"/>
         <w:ind w:left="0"/>
+        <w:rPr>
+          <w:rFonts w:ascii="Aptos" w:hAnsi="Aptos" w:eastAsia="Aptos" w:cs="Aptos"/>
+          <w:noProof w:val="0"/>
+          <w:sz w:val="24"/>
+          <w:szCs w:val="24"/>
+          <w:lang w:val="en-GB"/>
+        </w:rPr>
       </w:pPr>
       <w:r>
         <w:rPr>
@@ -1239,7 +1321,47 @@
           <w:szCs w:val="24"/>
           <w:lang w:val="en-GB"/>
         </w:rPr>
-        <w:t xml:space="preserve"> guided by key business goals that focus on improving plant efficiency, asset </w:t>
+        <w:t xml:space="preserve"> guided by key business goals that focus on improving</w:t>
+      </w:r>
+      <w:r>
+        <w:rPr>
+          <w:rFonts w:ascii="Aptos" w:hAnsi="Aptos" w:eastAsia="Aptos" w:cs="Aptos"/>
+          <w:noProof w:val="0"/>
+          <w:sz w:val="24"/>
+          <w:szCs w:val="24"/>
+          <w:lang w:val="en-GB"/>
+        </w:rPr>
+        <w:t xml:space="preserve"> </w:t>
+      </w:r>
+      <w:r>
+        <w:rPr>
+          <w:rFonts w:ascii="Aptos" w:hAnsi="Aptos" w:eastAsia="Aptos" w:cs="Aptos"/>
+          <w:noProof w:val="0"/>
+          <w:sz w:val="24"/>
+          <w:szCs w:val="24"/>
+          <w:lang w:val="en-GB"/>
+        </w:rPr>
+        <w:t>plant efficiency</w:t>
+      </w:r>
+      <w:r>
+        <w:rPr>
+          <w:rFonts w:ascii="Aptos" w:hAnsi="Aptos" w:eastAsia="Aptos" w:cs="Aptos"/>
+          <w:noProof w:val="0"/>
+          <w:sz w:val="24"/>
+          <w:szCs w:val="24"/>
+          <w:lang w:val="en-GB"/>
+        </w:rPr>
+        <w:t xml:space="preserve">, </w:t>
+      </w:r>
+      <w:r>
+        <w:rPr>
+          <w:rFonts w:ascii="Aptos" w:hAnsi="Aptos" w:eastAsia="Aptos" w:cs="Aptos"/>
+          <w:noProof w:val="0"/>
+          <w:sz w:val="24"/>
+          <w:szCs w:val="24"/>
+          <w:lang w:val="en-GB"/>
+        </w:rPr>
+        <w:t xml:space="preserve">asset </w:t>
       </w:r>
       <w:r>
         <w:rPr>
@@ -1279,7 +1401,17 @@
           <w:szCs w:val="24"/>
           <w:lang w:val="en-GB"/>
         </w:rPr>
-        <w:t>compliance.</w:t>
+        <w:t>compliance</w:t>
+      </w:r>
+      <w:r>
+        <w:rPr>
+          <w:rFonts w:ascii="Aptos" w:hAnsi="Aptos" w:eastAsia="Aptos" w:cs="Aptos"/>
+          <w:noProof w:val="0"/>
+          <w:sz w:val="24"/>
+          <w:szCs w:val="24"/>
+          <w:lang w:val="en-GB"/>
+        </w:rPr>
+        <w:t>.</w:t>
       </w:r>
       <w:r>
         <w:rPr>
@@ -1296,6 +1428,13 @@
       <w:pPr>
         <w:pStyle w:val="Normal"/>
         <w:ind w:left="0"/>
+        <w:rPr>
+          <w:rFonts w:ascii="Aptos" w:hAnsi="Aptos" w:eastAsia="Aptos" w:cs="Aptos"/>
+          <w:noProof w:val="0"/>
+          <w:sz w:val="24"/>
+          <w:szCs w:val="24"/>
+          <w:lang w:val="en-GB"/>
+        </w:rPr>
       </w:pPr>
       <w:r>
         <w:rPr>
@@ -1755,7 +1894,17 @@
           <w:szCs w:val="24"/>
           <w:lang w:val="en-GB"/>
         </w:rPr>
-        <w:t xml:space="preserve"> combined with weather and energy generation forecasting using </w:t>
+        <w:t xml:space="preserve"> </w:t>
+      </w:r>
+      <w:r>
+        <w:rPr>
+          <w:rFonts w:ascii="Aptos" w:hAnsi="Aptos" w:eastAsia="Aptos" w:cs="Aptos"/>
+          <w:noProof w:val="0"/>
+          <w:sz w:val="24"/>
+          <w:szCs w:val="24"/>
+          <w:lang w:val="en-GB"/>
+        </w:rPr>
+        <w:t xml:space="preserve">combined with weather and energy generation forecasting using </w:t>
       </w:r>
       <w:r>
         <w:rPr>
@@ -1965,6 +2114,13 @@
       <w:pPr>
         <w:pStyle w:val="Normal"/>
         <w:ind w:left="0"/>
+        <w:rPr>
+          <w:rFonts w:ascii="Aptos" w:hAnsi="Aptos" w:eastAsia="Aptos" w:cs="Aptos"/>
+          <w:noProof w:val="0"/>
+          <w:sz w:val="24"/>
+          <w:szCs w:val="24"/>
+          <w:lang w:val="en-GB"/>
+        </w:rPr>
       </w:pPr>
       <w:r>
         <w:rPr>
@@ -2304,7 +2460,17 @@
           <w:szCs w:val="24"/>
           <w:lang w:val="en-GB"/>
         </w:rPr>
-        <w:t xml:space="preserve">entres, combined with smart grid technologies, enables automated energy dispatch </w:t>
+        <w:t xml:space="preserve">entres, </w:t>
+      </w:r>
+      <w:r>
+        <w:rPr>
+          <w:rFonts w:ascii="Aptos" w:hAnsi="Aptos" w:eastAsia="Aptos" w:cs="Aptos"/>
+          <w:noProof w:val="0"/>
+          <w:sz w:val="24"/>
+          <w:szCs w:val="24"/>
+          <w:lang w:val="en-GB"/>
+        </w:rPr>
+        <w:t xml:space="preserve">combined with smart grid technologies, enables automated energy dispatch </w:t>
       </w:r>
       <w:r>
         <w:rPr>
@@ -2587,7 +2753,27 @@
           <w:szCs w:val="24"/>
           <w:lang w:val="en-GB"/>
         </w:rPr>
-        <w:t xml:space="preserve">allow for operational automation and </w:t>
+        <w:t>allow for operational automation</w:t>
+      </w:r>
+      <w:r>
+        <w:rPr>
+          <w:rFonts w:ascii="Aptos" w:hAnsi="Aptos" w:eastAsia="Aptos" w:cs="Aptos"/>
+          <w:noProof w:val="0"/>
+          <w:sz w:val="24"/>
+          <w:szCs w:val="24"/>
+          <w:lang w:val="en-GB"/>
+        </w:rPr>
+        <w:t xml:space="preserve"> </w:t>
+      </w:r>
+      <w:r>
+        <w:rPr>
+          <w:rFonts w:ascii="Aptos" w:hAnsi="Aptos" w:eastAsia="Aptos" w:cs="Aptos"/>
+          <w:noProof w:val="0"/>
+          <w:sz w:val="24"/>
+          <w:szCs w:val="24"/>
+          <w:lang w:val="en-GB"/>
+        </w:rPr>
+        <w:t xml:space="preserve">and </w:t>
       </w:r>
       <w:r>
         <w:rPr>
@@ -3108,6 +3294,16 @@
           <w:szCs w:val="24"/>
           <w:lang w:val="en-GB"/>
         </w:rPr>
+        <w:t xml:space="preserve">be able to </w:t>
+      </w:r>
+      <w:r>
+        <w:rPr>
+          <w:rFonts w:ascii="Aptos" w:hAnsi="Aptos" w:eastAsia="Aptos" w:cs="Aptos"/>
+          <w:noProof w:val="0"/>
+          <w:sz w:val="24"/>
+          <w:szCs w:val="24"/>
+          <w:lang w:val="en-GB"/>
+        </w:rPr>
         <w:t>maintain</w:t>
       </w:r>
       <w:r>
@@ -3128,7 +3324,77 @@
           <w:szCs w:val="24"/>
           <w:lang w:val="en-GB"/>
         </w:rPr>
-        <w:t>uninterrupted, local operational control.</w:t>
+        <w:t xml:space="preserve">uninterrupted, </w:t>
+      </w:r>
+      <w:r>
+        <w:rPr>
+          <w:rFonts w:ascii="Aptos" w:hAnsi="Aptos" w:eastAsia="Aptos" w:cs="Aptos"/>
+          <w:noProof w:val="0"/>
+          <w:sz w:val="24"/>
+          <w:szCs w:val="24"/>
+          <w:lang w:val="en-GB"/>
+        </w:rPr>
+        <w:t xml:space="preserve">autonomous </w:t>
+      </w:r>
+      <w:r>
+        <w:rPr>
+          <w:rFonts w:ascii="Aptos" w:hAnsi="Aptos" w:eastAsia="Aptos" w:cs="Aptos"/>
+          <w:noProof w:val="0"/>
+          <w:sz w:val="24"/>
+          <w:szCs w:val="24"/>
+          <w:lang w:val="en-GB"/>
+        </w:rPr>
+        <w:t>local operational control.</w:t>
+      </w:r>
+      <w:r>
+        <w:rPr>
+          <w:rFonts w:ascii="Aptos" w:hAnsi="Aptos" w:eastAsia="Aptos" w:cs="Aptos"/>
+          <w:noProof w:val="0"/>
+          <w:sz w:val="24"/>
+          <w:szCs w:val="24"/>
+          <w:lang w:val="en-GB"/>
+        </w:rPr>
+        <w:t xml:space="preserve"> Sensor telemetry data should </w:t>
+      </w:r>
+      <w:r>
+        <w:rPr>
+          <w:rFonts w:ascii="Aptos" w:hAnsi="Aptos" w:eastAsia="Aptos" w:cs="Aptos"/>
+          <w:noProof w:val="0"/>
+          <w:sz w:val="24"/>
+          <w:szCs w:val="24"/>
+          <w:lang w:val="en-GB"/>
+        </w:rPr>
+        <w:t xml:space="preserve">be stored locally and </w:t>
+      </w:r>
+      <w:r>
+        <w:rPr>
+          <w:rFonts w:ascii="Aptos" w:hAnsi="Aptos" w:eastAsia="Aptos" w:cs="Aptos"/>
+          <w:noProof w:val="0"/>
+          <w:sz w:val="24"/>
+          <w:szCs w:val="24"/>
+          <w:lang w:val="en-GB"/>
+        </w:rPr>
+        <w:t xml:space="preserve">automatically </w:t>
+      </w:r>
+      <w:r>
+        <w:rPr>
+          <w:rFonts w:ascii="Aptos" w:hAnsi="Aptos" w:eastAsia="Aptos" w:cs="Aptos"/>
+          <w:noProof w:val="0"/>
+          <w:sz w:val="24"/>
+          <w:szCs w:val="24"/>
+          <w:lang w:val="en-GB"/>
+        </w:rPr>
+        <w:t>synced</w:t>
+      </w:r>
+      <w:r>
+        <w:rPr>
+          <w:rFonts w:ascii="Aptos" w:hAnsi="Aptos" w:eastAsia="Aptos" w:cs="Aptos"/>
+          <w:noProof w:val="0"/>
+          <w:sz w:val="24"/>
+          <w:szCs w:val="24"/>
+          <w:lang w:val="en-GB"/>
+        </w:rPr>
+        <w:t xml:space="preserve"> with the central data lake.</w:t>
       </w:r>
     </w:p>
     <w:p>
@@ -6142,18 +6408,6 @@
           <w:lang w:val="en-GB"/>
         </w:rPr>
         <w:t xml:space="preserve"> </w:t>
-      </w:r>
-      <w:r>
-        <w:rPr>
-          <w:rFonts w:ascii="Aptos" w:hAnsi="Aptos" w:eastAsia="Aptos" w:cs="Aptos"/>
-          <w:b w:val="0"/>
-          <w:bCs w:val="0"/>
-          <w:noProof w:val="0"/>
-          <w:sz w:val="24"/>
-          <w:szCs w:val="24"/>
-          <w:lang w:val="en-GB"/>
-        </w:rPr>
-        <w:t xml:space="preserve">local SCADA/BMS systems on-site, </w:t>
       </w:r>
       <w:r>
         <w:rPr>
